--- a/C7.docx
+++ b/C7.docx
@@ -1369,6 +1369,8 @@
         <w:t>This final extension completes the end-to-end Stock Prediction System, combining machine learning, time-series modeling, and sentiment intelligence into a cohesive and evaluated pipeline.</w:t>
       </w:r>
     </w:p>
+    <w:p/>
+    <w:p/>
     <w:sectPr>
       <w:pgSz w:w="12240" w:h="15840"/>
       <w:pgMar w:top="1440" w:right="1440" w:bottom="1440" w:left="1440" w:header="708" w:footer="708" w:gutter="0"/>
